--- a/public/2026/seq06/EBEP_S6-A02_Scratch1_5eme.docx
+++ b/public/2026/seq06/EBEP_S6-A02_Scratch1_5eme.docx
@@ -213,6 +213,21 @@
               <w:t xml:space="preserve">ACTIVITÉ N°02</w:t>
             </w:r>
           </w:p>
+          <w:p>
+            <w:pPr>
+              <w:spacing w:after="0"/>
+            </w:pPr>
+            <w:r>
+              <w:rPr>
+                <w:rFonts w:ascii="Arial" w:cs="Arial" w:eastAsia="Arial" w:hAnsi="Arial"/>
+                <w:i w:val="false"/>
+                <w:iCs w:val="false"/>
+                <w:sz w:val="15"/>
+                <w:szCs w:val="15"/>
+              </w:rPr>
+              <w:t xml:space="preserve">Scratch (1) : le carré</w:t>
+            </w:r>
+          </w:p>
         </w:tc>
         <w:tc>
           <w:tcPr>

--- a/public/2026/seq06/EBEP_S6-A02_Scratch1_5eme.docx
+++ b/public/2026/seq06/EBEP_S6-A02_Scratch1_5eme.docx
@@ -637,7 +637,7 @@
                 <w:sz w:val="40"/>
                 <w:szCs w:val="40"/>
               </w:rPr>
-              <w:t xml:space="preserve">2 — Relie.</w:t>
+              <w:t xml:space="preserve">2 — Écris le NUMÉRO du bloc devant ce qu'il fait.</w:t>
             </w:r>
           </w:p>
         </w:tc>
@@ -701,7 +701,7 @@
                 <w:sz w:val="40"/>
                 <w:szCs w:val="40"/>
               </w:rPr>
-              <w:t xml:space="preserve">Le drapeau vert  ●</w:t>
+              <w:t xml:space="preserve">1. Le drapeau vert</w:t>
             </w:r>
           </w:p>
         </w:tc>
@@ -727,7 +727,6 @@
               <w:keepNext/>
               <w:keepLines/>
               <w:spacing w:after="0"/>
-              <w:jc w:val="right"/>
             </w:pPr>
             <w:r>
               <w:rPr>
@@ -739,7 +738,7 @@
                 <w:sz w:val="40"/>
                 <w:szCs w:val="40"/>
               </w:rPr>
-              <w:t xml:space="preserve">●  refait plusieurs fois</w:t>
+              <w:t xml:space="preserve">....  refait plusieurs fois</w:t>
             </w:r>
           </w:p>
         </w:tc>
@@ -779,7 +778,7 @@
                 <w:sz w:val="40"/>
                 <w:szCs w:val="40"/>
               </w:rPr>
-              <w:t xml:space="preserve">Le bloc « répéter »  ●</w:t>
+              <w:t xml:space="preserve">2. Le bloc « répéter »</w:t>
             </w:r>
           </w:p>
         </w:tc>
@@ -803,7 +802,6 @@
           <w:p>
             <w:pPr>
               <w:spacing w:after="0"/>
-              <w:jc w:val="right"/>
             </w:pPr>
             <w:r>
               <w:rPr>
@@ -815,7 +813,7 @@
                 <w:sz w:val="40"/>
                 <w:szCs w:val="40"/>
               </w:rPr>
-              <w:t xml:space="preserve">●  lance le programme</w:t>
+              <w:t xml:space="preserve">....  lance le programme</w:t>
             </w:r>
           </w:p>
         </w:tc>
